--- a/docs/architecture/[ACTIVE]_RE-DOC-01_Architecture.docx
+++ b/docs/architecture/[ACTIVE]_RE-DOC-01_Architecture.docx
@@ -4145,6 +4145,101 @@
                 <w:szCs w:val="20"/>
               </w:rPr>
               <w:t xml:space="preserve">Log as P0; block deployment until fixed</w:t>
+            </w:r>
+          </w:p>
+        </w:tc>
+      </w:tr>
+      <w:tr>
+        <w:tc>
+          <w:tcPr>
+            <w:tcW w:type="dxa" w:w="2400"/>
+            <w:tcBorders>
+              <w:top w:val="single" w:color="EEEEEE" w:sz="1"/>
+              <w:left w:val="none" w:color="FFFFFF" w:sz="0"/>
+              <w:bottom w:val="single" w:color="EEEEEE" w:sz="1"/>
+              <w:right w:val="none" w:color="FFFFFF" w:sz="0"/>
+            </w:tcBorders>
+            <w:shd w:fill="F5F5F5" w:val="clear"/>
+            <w:tcMar>
+              <w:top w:type="dxa" w:w="80"/>
+              <w:left w:type="dxa" w:w="140"/>
+              <w:bottom w:type="dxa" w:w="80"/>
+              <w:right w:type="dxa" w:w="140"/>
+            </w:tcMar>
+          </w:tcPr>
+          <w:p>
+            <w:r>
+              <w:rPr>
+                <w:rFonts w:ascii="Arial" w:cs="Arial" w:eastAsia="Arial" w:hAnsi="Arial"/>
+                <w:b/>
+                <w:bCs/>
+                <w:color w:val="222222"/>
+                <w:sz w:val="20"/>
+                <w:szCs w:val="20"/>
+              </w:rPr>
+              <w:t>Allergen / never-list constraint at scoring time (LF-D07, FD-10)</w:t>
+            </w:r>
+          </w:p>
+        </w:tc>
+        <w:tc>
+          <w:tcPr>
+            <w:tcW w:type="dxa" w:w="3600"/>
+            <w:tcBorders>
+              <w:top w:val="single" w:color="EEEEEE" w:sz="1"/>
+              <w:left w:val="none" w:color="FFFFFF" w:sz="0"/>
+              <w:bottom w:val="single" w:color="EEEEEE" w:sz="1"/>
+              <w:right w:val="none" w:color="FFFFFF" w:sz="0"/>
+            </w:tcBorders>
+            <w:shd w:fill="F5F5F5" w:val="clear"/>
+            <w:tcMar>
+              <w:top w:type="dxa" w:w="80"/>
+              <w:left w:type="dxa" w:w="140"/>
+              <w:bottom w:type="dxa" w:w="80"/>
+              <w:right w:type="dxa" w:w="140"/>
+            </w:tcMar>
+          </w:tcPr>
+          <w:p>
+            <w:r>
+              <w:rPr>
+                <w:rFonts w:ascii="Arial" w:cs="Arial" w:eastAsia="Arial" w:hAnsi="Arial"/>
+                <w:b w:val="false"/>
+                <w:bCs w:val="false"/>
+                <w:color w:val="222222"/>
+                <w:sz w:val="20"/>
+                <w:szCs w:val="20"/>
+              </w:rPr>
+              <w:t>Dish silently excluded from slate; no user-facing error</w:t>
+            </w:r>
+          </w:p>
+        </w:tc>
+        <w:tc>
+          <w:tcPr>
+            <w:tcW w:type="dxa" w:w="3360"/>
+            <w:tcBorders>
+              <w:top w:val="single" w:color="EEEEEE" w:sz="1"/>
+              <w:left w:val="none" w:color="FFFFFF" w:sz="0"/>
+              <w:bottom w:val="single" w:color="EEEEEE" w:sz="1"/>
+              <w:right w:val="none" w:color="FFFFFF" w:sz="0"/>
+            </w:tcBorders>
+            <w:shd w:fill="F5F5F5" w:val="clear"/>
+            <w:tcMar>
+              <w:top w:type="dxa" w:w="80"/>
+              <w:left w:type="dxa" w:w="140"/>
+              <w:bottom w:type="dxa" w:w="80"/>
+              <w:right w:type="dxa" w:w="140"/>
+            </w:tcMar>
+          </w:tcPr>
+          <w:p>
+            <w:r>
+              <w:rPr>
+                <w:rFonts w:ascii="Arial" w:cs="Arial" w:eastAsia="Arial" w:hAnsi="Arial"/>
+                <w:b w:val="false"/>
+                <w:bCs w:val="false"/>
+                <w:color w:val="222222"/>
+                <w:sz w:val="20"/>
+                <w:szCs w:val="20"/>
+              </w:rPr>
+              <w:t>[FD-10, ratified 2026-07-16] Shipped handleConstraintConflict enforces allergen and never-list exclusion beyond RE-DOC-01's original scope — approved as the official standard (safety margin, not a spec violation). See Founder_Decision_Register FD-10.</w:t>
             </w:r>
           </w:p>
         </w:tc>
